--- a/tests/fixtures/doctavian/writ-template.docx
+++ b/tests/fixtures/doctavian/writ-template.docx
@@ -65,7 +65,7 @@
           <w:sz w:val="18"/>
           <w:szCs w:val="18"/>
         </w:rPr>
-        <w:t xml:space="preserve">&lt;mdoc:text name="principalVerification" value="{!$concat('1.2 The Principal\'s legal entity has been corroborated against public registry data as at ', Writ[0].EffectiveFrom, '.')}" hidden="{!$Writ[0].PrincipalVerified == 'false'}" /&gt;</w:t>
+        <w:t xml:space="preserve">&lt;mdoc:text name="principalVerification" hidden="{!$Writ[0].PrincipalVerified == 'false'}"&gt;1.2 The legal entity of the Principal has been corroborated against public registry data as at {!Writ[0].EffectiveFrom}.&lt;/mdoc:text name="principalVerification"&gt;</w:t>
       </w:r>
     </w:p>
     <w:p>
@@ -96,7 +96,7 @@
         <w:spacing w:after="120"/>
       </w:pPr>
       <w:r>
-        <w:t xml:space="preserve">2.1 This writ takes effect on {!Writ[0].EffectiveFrom} and expires at 23:59 UTC on {!$formatDate(dateAdd(Writ[0].EffectiveFrom, toDecimal(Writ[0].TermDays), 'day'), 'yyyy-MM-dd')}, being {!Writ[0].TermDays} days after it takes effect. No act may be committed after that moment, whatever any other clause says.</w:t>
+        <w:t xml:space="preserve">2.1 This writ takes effect on {!Writ[0].EffectiveFrom} and expires at 23:59 UTC on {!$addDays(Writ[0].EffectiveFrom, toDecimal(Writ[0].TermDays))}, being {!Writ[0].TermDays} days after it takes effect. No act may be committed after that moment, whatever any other clause says.</w:t>
       </w:r>
     </w:p>
     <w:p>
@@ -119,22 +119,22 @@
           <w:sz w:val="18"/>
           <w:szCs w:val="18"/>
         </w:rPr>
-        <w:t xml:space="preserve">&lt;mdoc:text name="dailyCeiling" value="{!$concat('2.3 The Agent may not commit more than ', concat(Writ[0].CurrencySymbol, setScale(toDecimal(Writ[0].DailyCapMinor) / 100, 2)), ' in any rolling 24-hour period, irrespective of the ceilings in clause 3.')}" hidden="{!$Writ[0].DailyCapMinor == ''}" /&gt;</w:t>
-      </w:r>
-    </w:p>
-    <w:p>
-      <w:pPr>
-        <w:spacing w:after="80"/>
-        <w:ind w:left="360"/>
-      </w:pPr>
-      <w:r>
-        <w:rPr>
-          <w:rFonts w:ascii="Consolas" w:cs="Consolas" w:eastAsia="Consolas" w:hAnsi="Consolas"/>
-          <w:color w:val="1F4E79"/>
-          <w:sz w:val="18"/>
-          <w:szCs w:val="18"/>
-        </w:rPr>
-        <w:t xml:space="preserve">&lt;mdoc:text name="escalationThreshold" value="{!$concat('2.4 A single act with a value at or above ', concat(Writ[0].CurrencySymbol, setScale(round(sum(Writ[0].Grants, 'CapMinor') * toDecimal(Writ[0].EscalationPercent) / 100, 0) / 100, 2)), ' — being ', Writ[0].EscalationPercent, '% of the aggregate ceiling — requires a fresh human decision and is not authorised by this writ alone.')}" hidden="{!$sum(Writ[0].Grants, 'CapMinor') &lt;= toDecimal(Writ[0].EscalationFloorMinor)}" /&gt;</w:t>
+        <w:t xml:space="preserve">&lt;mdoc:text name="dailyCeiling" hidden="{!$Writ[0].DailyCapMinor == ''}"&gt;2.3 The Agent may not commit more than {!Writ[0].CurrencySymbol}{!$setScale(toDecimal(Writ[0].DailyCapMinor) / 100, 2)} in any rolling 24-hour period, irrespective of the ceilings in clause 3.&lt;/mdoc:text name="dailyCeiling"&gt;</w:t>
+      </w:r>
+    </w:p>
+    <w:p>
+      <w:pPr>
+        <w:spacing w:after="80"/>
+        <w:ind w:left="360"/>
+      </w:pPr>
+      <w:r>
+        <w:rPr>
+          <w:rFonts w:ascii="Consolas" w:cs="Consolas" w:eastAsia="Consolas" w:hAnsi="Consolas"/>
+          <w:color w:val="1F4E79"/>
+          <w:sz w:val="18"/>
+          <w:szCs w:val="18"/>
+        </w:rPr>
+        <w:t xml:space="preserve">&lt;mdoc:text name="escalationThreshold" hidden="{!$sum(Writ[0].Grants, 'CapMinor') &lt;= toDecimal(Writ[0].EscalationFloorMinor)}"&gt;2.4 A single act with a value at or above {!Writ[0].CurrencySymbol}{!$setScale(sum(Writ[0].Grants, 'CapMinor') * toDecimal(Writ[0].EscalationPercent) / 10000, 2)} — being {!Writ[0].EscalationPercent}% of the aggregate ceiling — requires a fresh human decision and is not authorised by this writ alone.&lt;/mdoc:text name="escalationThreshold"&gt;</w:t>
       </w:r>
     </w:p>
     <w:p>
@@ -208,82 +208,82 @@
           <w:sz w:val="18"/>
           <w:szCs w:val="18"/>
         </w:rPr>
-        <w:t xml:space="preserve">&lt;mdoc:text name="grantCeiling" value="{!$concat('Ceiling: ', Writ[0].CurrencySymbol, setScale(toDecimal(#grant#.CapMinor) / 100, 2), ' ', #grant#.CapWindow, ' — ', toPercent(toDecimal(#grant#.CapMinor) / sum(Writ[0].Grants, 'CapMinor')), ' of the aggregate ceiling.')}" hidden="{!$#grant#.HasCap == 'false'}" /&gt;</w:t>
-      </w:r>
-    </w:p>
-    <w:p>
-      <w:pPr>
-        <w:spacing w:after="80"/>
-        <w:ind w:left="360"/>
-      </w:pPr>
-      <w:r>
-        <w:rPr>
-          <w:rFonts w:ascii="Consolas" w:cs="Consolas" w:eastAsia="Consolas" w:hAnsi="Consolas"/>
-          <w:color w:val="1F4E79"/>
-          <w:sz w:val="18"/>
-          <w:szCs w:val="18"/>
-        </w:rPr>
-        <w:t xml:space="preserve">&lt;mdoc:text name="grantFrequency" value="{!$concat('Frequency: at most ', #grant#.CountMax, ' times ', #grant#.CountWindow, '.')}" hidden="{!$#grant#.CountMax == ''}" /&gt;</w:t>
-      </w:r>
-    </w:p>
-    <w:p>
-      <w:pPr>
-        <w:spacing w:after="80"/>
-        <w:ind w:left="360"/>
-      </w:pPr>
-      <w:r>
-        <w:rPr>
-          <w:rFonts w:ascii="Consolas" w:cs="Consolas" w:eastAsia="Consolas" w:hAnsi="Consolas"/>
-          <w:color w:val="1F4E79"/>
-          <w:sz w:val="18"/>
-          <w:szCs w:val="18"/>
-        </w:rPr>
-        <w:t xml:space="preserve">&lt;mdoc:text name="grantAllowlist" value="{!$concat('Permitted values of ', #grant#.AllowlistField, ': ', #grant#.AllowlistValues, '. Any other value is outside this writ.')}" hidden="{!$#grant#.AllowlistValues == ''}" /&gt;</w:t>
-      </w:r>
-    </w:p>
-    <w:p>
-      <w:pPr>
-        <w:spacing w:after="80"/>
-        <w:ind w:left="360"/>
-      </w:pPr>
-      <w:r>
-        <w:rPr>
-          <w:rFonts w:ascii="Consolas" w:cs="Consolas" w:eastAsia="Consolas" w:hAnsi="Consolas"/>
-          <w:color w:val="1F4E79"/>
-          <w:sz w:val="18"/>
-          <w:szCs w:val="18"/>
-        </w:rPr>
-        <w:t xml:space="preserve">&lt;mdoc:text name="grantPattern" value="{!$concat('The value of ', #grant#.PatternField, ' must match ', #grant#.Pattern, '.')}" hidden="{!$#grant#.Pattern == ''}" /&gt;</w:t>
-      </w:r>
-    </w:p>
-    <w:p>
-      <w:pPr>
-        <w:spacing w:after="80"/>
-        <w:ind w:left="360"/>
-      </w:pPr>
-      <w:r>
-        <w:rPr>
-          <w:rFonts w:ascii="Consolas" w:cs="Consolas" w:eastAsia="Consolas" w:hAnsi="Consolas"/>
-          <w:color w:val="1F4E79"/>
-          <w:sz w:val="18"/>
-          <w:szCs w:val="18"/>
-        </w:rPr>
-        <w:t xml:space="preserve">&lt;mdoc:text name="grantDiligence" value="{!$concat('Before committing this act the Agent must obtain a clear result for: ', #grant#.DiligenceChecks, '. An inconclusive result is treated as a failure.')}" hidden="{!$#grant#.DiligenceChecks == ''}" /&gt;</w:t>
-      </w:r>
-    </w:p>
-    <w:p>
-      <w:pPr>
-        <w:spacing w:after="80"/>
-        <w:ind w:left="360"/>
-      </w:pPr>
-      <w:r>
-        <w:rPr>
-          <w:rFonts w:ascii="Consolas" w:cs="Consolas" w:eastAsia="Consolas" w:hAnsi="Consolas"/>
-          <w:color w:val="1F4E79"/>
-          <w:sz w:val="18"/>
-          <w:szCs w:val="18"/>
-        </w:rPr>
-        <w:t xml:space="preserve">&lt;mdoc:text name="grantEscalation" value="{!$concat('Acts of this class above ', Writ[0].CurrencySymbol, setScale(toDecimal(#grant#.EscalationMinor) / 100, 2), ' require a fresh human decision.')}" hidden="{!$#grant#.EscalationMinor == ''}" /&gt;</w:t>
+        <w:t xml:space="preserve">&lt;mdoc:text name="grantCeiling" hidden="{!$#grant#.HasCap == 'false'}"&gt;Ceiling: {!Writ[0].CurrencySymbol}{!$setScale(toDecimal(#grant#.CapMinor) / 100, 2)} {!#grant#.CapWindow} — {!$toPercent(toDecimal(#grant#.CapMinor) / sum(Writ[0].Grants, 'CapMinor'))} of the aggregate ceiling.&lt;/mdoc:text name="grantCeiling"&gt;</w:t>
+      </w:r>
+    </w:p>
+    <w:p>
+      <w:pPr>
+        <w:spacing w:after="80"/>
+        <w:ind w:left="360"/>
+      </w:pPr>
+      <w:r>
+        <w:rPr>
+          <w:rFonts w:ascii="Consolas" w:cs="Consolas" w:eastAsia="Consolas" w:hAnsi="Consolas"/>
+          <w:color w:val="1F4E79"/>
+          <w:sz w:val="18"/>
+          <w:szCs w:val="18"/>
+        </w:rPr>
+        <w:t xml:space="preserve">&lt;mdoc:text name="grantFrequency" hidden="{!$#grant#.CountMax == ''}"&gt;Frequency: at most {!#grant#.CountMax} times {!#grant#.CountWindow}.&lt;/mdoc:text name="grantFrequency"&gt;</w:t>
+      </w:r>
+    </w:p>
+    <w:p>
+      <w:pPr>
+        <w:spacing w:after="80"/>
+        <w:ind w:left="360"/>
+      </w:pPr>
+      <w:r>
+        <w:rPr>
+          <w:rFonts w:ascii="Consolas" w:cs="Consolas" w:eastAsia="Consolas" w:hAnsi="Consolas"/>
+          <w:color w:val="1F4E79"/>
+          <w:sz w:val="18"/>
+          <w:szCs w:val="18"/>
+        </w:rPr>
+        <w:t xml:space="preserve">&lt;mdoc:text name="grantAllowlist" hidden="{!$#grant#.AllowlistValues == ''}"&gt;Permitted values of {!#grant#.AllowlistField}: {!#grant#.AllowlistValues}. Any other value is outside this writ.&lt;/mdoc:text name="grantAllowlist"&gt;</w:t>
+      </w:r>
+    </w:p>
+    <w:p>
+      <w:pPr>
+        <w:spacing w:after="80"/>
+        <w:ind w:left="360"/>
+      </w:pPr>
+      <w:r>
+        <w:rPr>
+          <w:rFonts w:ascii="Consolas" w:cs="Consolas" w:eastAsia="Consolas" w:hAnsi="Consolas"/>
+          <w:color w:val="1F4E79"/>
+          <w:sz w:val="18"/>
+          <w:szCs w:val="18"/>
+        </w:rPr>
+        <w:t xml:space="preserve">&lt;mdoc:text name="grantPattern" hidden="{!$#grant#.Pattern == ''}"&gt;The value of {!#grant#.PatternField} must match {!#grant#.Pattern}.&lt;/mdoc:text name="grantPattern"&gt;</w:t>
+      </w:r>
+    </w:p>
+    <w:p>
+      <w:pPr>
+        <w:spacing w:after="80"/>
+        <w:ind w:left="360"/>
+      </w:pPr>
+      <w:r>
+        <w:rPr>
+          <w:rFonts w:ascii="Consolas" w:cs="Consolas" w:eastAsia="Consolas" w:hAnsi="Consolas"/>
+          <w:color w:val="1F4E79"/>
+          <w:sz w:val="18"/>
+          <w:szCs w:val="18"/>
+        </w:rPr>
+        <w:t xml:space="preserve">&lt;mdoc:text name="grantDiligence" hidden="{!$#grant#.DiligenceChecks == ''}"&gt;Before committing this act the Agent must obtain a clear result for: {!#grant#.DiligenceChecks}. An inconclusive result is treated as a failure.&lt;/mdoc:text name="grantDiligence"&gt;</w:t>
+      </w:r>
+    </w:p>
+    <w:p>
+      <w:pPr>
+        <w:spacing w:after="80"/>
+        <w:ind w:left="360"/>
+      </w:pPr>
+      <w:r>
+        <w:rPr>
+          <w:rFonts w:ascii="Consolas" w:cs="Consolas" w:eastAsia="Consolas" w:hAnsi="Consolas"/>
+          <w:color w:val="1F4E79"/>
+          <w:sz w:val="18"/>
+          <w:szCs w:val="18"/>
+        </w:rPr>
+        <w:t xml:space="preserve">&lt;mdoc:text name="grantEscalation" hidden="{!$#grant#.EscalationMinor == ''}"&gt;Acts of this class above {!Writ[0].CurrencySymbol}{!$setScale(toDecimal(#grant#.EscalationMinor) / 100, 2)} require a fresh human decision.&lt;/mdoc:text name="grantEscalation"&gt;</w:t>
       </w:r>
     </w:p>
     <w:p>
@@ -379,37 +379,37 @@
           <w:sz w:val="18"/>
           <w:szCs w:val="18"/>
         </w:rPr>
-        <w:t xml:space="preserve">&lt;mdoc:text name="eidasClause" value="{!$concat('4.2 The Principal\'s signature is an advanced electronic signature within the meaning of Regulation (EU) No 910/2014 (eIDAS), applied in PAdES form, and may not be denied legal effect on the sole ground that it is in electronic form.')}" hidden="{!$Writ[0].JurisdictionIsEea == 'false'}" /&gt;</w:t>
-      </w:r>
-    </w:p>
-    <w:p>
-      <w:pPr>
-        <w:spacing w:after="80"/>
-        <w:ind w:left="360"/>
-      </w:pPr>
-      <w:r>
-        <w:rPr>
-          <w:rFonts w:ascii="Consolas" w:cs="Consolas" w:eastAsia="Consolas" w:hAnsi="Consolas"/>
-          <w:color w:val="1F4E79"/>
-          <w:sz w:val="18"/>
-          <w:szCs w:val="18"/>
-        </w:rPr>
-        <w:t xml:space="preserve">&lt;mdoc:text name="nonEeaClause" value="{!$concat('4.2 The Principal\'s signature is an electronic signature under the law of ', Writ[0].JurisdictionName, ', and the parties agree that it satisfies any requirement of writing or signature under that law.')}" hidden="{!$Writ[0].JurisdictionIsEea == 'true'}" /&gt;</w:t>
-      </w:r>
-    </w:p>
-    <w:p>
-      <w:pPr>
-        <w:spacing w:after="80"/>
-        <w:ind w:left="360"/>
-      </w:pPr>
-      <w:r>
-        <w:rPr>
-          <w:rFonts w:ascii="Consolas" w:cs="Consolas" w:eastAsia="Consolas" w:hAnsi="Consolas"/>
-          <w:color w:val="1F4E79"/>
-          <w:sz w:val="18"/>
-          <w:szCs w:val="18"/>
-        </w:rPr>
-        <w:t xml:space="preserve">&lt;mdoc:text name="ukClause" value="{!$concat('4.3 Nothing in this writ displaces section 7 of the Electronic Communications Act 2000 as to the admissibility of the Principal\'s signature.')}" hidden="{!$!(Writ[0].Jurisdiction in ['GB'])}" /&gt;</w:t>
+        <w:t xml:space="preserve">&lt;mdoc:text name="eidasClause" hidden="{!$Writ[0].JurisdictionIsEea == 'false'}"&gt;4.2 The signature of the Principal is an advanced electronic signature within the meaning of Regulation (EU) No 910/2014 (eIDAS), applied in PAdES form, and may not be denied legal effect on the sole ground that it is in electronic form.&lt;/mdoc:text name="eidasClause"&gt;</w:t>
+      </w:r>
+    </w:p>
+    <w:p>
+      <w:pPr>
+        <w:spacing w:after="80"/>
+        <w:ind w:left="360"/>
+      </w:pPr>
+      <w:r>
+        <w:rPr>
+          <w:rFonts w:ascii="Consolas" w:cs="Consolas" w:eastAsia="Consolas" w:hAnsi="Consolas"/>
+          <w:color w:val="1F4E79"/>
+          <w:sz w:val="18"/>
+          <w:szCs w:val="18"/>
+        </w:rPr>
+        <w:t xml:space="preserve">&lt;mdoc:text name="nonEeaClause" hidden="{!$Writ[0].JurisdictionIsEea == 'true'}"&gt;4.2 The signature of the Principal is an electronic signature under the law of {!Writ[0].JurisdictionName}, and the parties agree that it satisfies any requirement of writing or signature under that law.&lt;/mdoc:text name="nonEeaClause"&gt;</w:t>
+      </w:r>
+    </w:p>
+    <w:p>
+      <w:pPr>
+        <w:spacing w:after="80"/>
+        <w:ind w:left="360"/>
+      </w:pPr>
+      <w:r>
+        <w:rPr>
+          <w:rFonts w:ascii="Consolas" w:cs="Consolas" w:eastAsia="Consolas" w:hAnsi="Consolas"/>
+          <w:color w:val="1F4E79"/>
+          <w:sz w:val="18"/>
+          <w:szCs w:val="18"/>
+        </w:rPr>
+        <w:t xml:space="preserve">&lt;mdoc:text name="ukClause" hidden="{!$Writ[0].JurisdictionIsUk == 'false'}"&gt;4.3 Nothing in this writ displaces section 7 of the Electronic Communications Act 2000 as to the admissibility of the signature of the Principal.&lt;/mdoc:text name="ukClause"&gt;</w:t>
       </w:r>
     </w:p>
     <w:p>
@@ -496,7 +496,7 @@
           <w:sz w:val="18"/>
           <w:szCs w:val="18"/>
         </w:rPr>
-        <w:t xml:space="preserve">Aggregate ceiling {!$concat(Writ[0].CurrencySymbol, setScale(sum(Writ[0].Grants, 'CapMinor') / 100, 2), ' ', Writ[0].Currency)} · escalation at {!$toPercent(toDecimal(Writ[0].EscalationPercent) / 100)} of ceiling · {!$count(Writ[0].Grants)} classes granted · expires {!$formatDate(dateAdd(Writ[0].EffectiveFrom, toDecimal(Writ[0].TermDays), 'day'), 'yyyy-MM-dd')}</w:t>
+        <w:t xml:space="preserve">Aggregate ceiling {!$concat(Writ[0].CurrencySymbol, setScale(sum(Writ[0].Grants, 'CapMinor') / 100, 2), ' ', Writ[0].Currency)} · escalation at {!$toPercent(toDecimal(Writ[0].EscalationPercent) / 100)} of ceiling · {!$count(Writ[0].Grants)} classes granted · expires {!$addDays(Writ[0].EffectiveFrom, toDecimal(Writ[0].TermDays))}</w:t>
       </w:r>
     </w:p>
     <w:tbl>
@@ -610,7 +610,7 @@
                 <w:sz w:val="18"/>
                 <w:szCs w:val="18"/>
               </w:rPr>
-              <w:t xml:space="preserve">{!$concat(Writ[0].CurrencySymbol, setScale(round(sum(Writ[0].Grants, 'CapMinor') * toDecimal(Writ[0].EscalationPercent) / 100, 0) / 100, 2))}</w:t>
+              <w:t xml:space="preserve">{!$concat(Writ[0].CurrencySymbol, setScale(sum(Writ[0].Grants, 'CapMinor') * toDecimal(Writ[0].EscalationPercent) / 10000, 2))}</w:t>
             </w:r>
           </w:p>
         </w:tc>
@@ -635,7 +635,7 @@
                 <w:sz w:val="18"/>
                 <w:szCs w:val="18"/>
               </w:rPr>
-              <w:t xml:space="preserve">{!$formatDate(dateAdd(Writ[0].EffectiveFrom, toDecimal(Writ[0].TermDays), 'day'), 'yyyy-MM-dd')}</w:t>
+              <w:t xml:space="preserve">{!$addDays(Writ[0].EffectiveFrom, toDecimal(Writ[0].TermDays))}</w:t>
             </w:r>
           </w:p>
         </w:tc>
